--- a/evals/fixtures/complex.docx
+++ b/evals/fixtures/complex.docx
@@ -216,27 +216,29 @@
         <w:tblLook w:firstColumn="1" w:firstRow="1" w:lastColumn="0" w:lastRow="0" w:noHBand="0" w:noVBand="1" w:val="04A0"/>
       </w:tblPr>
       <w:tblGrid>
-        <w:gridCol w:w="4320"/>
-        <w:gridCol w:w="4320"/>
+        <w:gridCol w:w="2880"/>
+        <w:gridCol w:w="2880"/>
+        <w:gridCol w:w="2880"/>
       </w:tblGrid>
       <w:tr>
         <w:tc>
           <w:tcPr>
-            <w:tcW w:type="dxa" w:w="4320"/>
+            <w:tcW w:type="dxa" w:w="5760"/>
+            <w:gridSpan w:val="2"/>
           </w:tcPr>
           <w:p>
             <w:r>
-              <w:t>风险</w:t>
+              <w:t>风险类别</w:t>
             </w:r>
           </w:p>
         </w:tc>
         <w:tc>
           <w:tcPr>
-            <w:tcW w:type="dxa" w:w="4320"/>
+            <w:tcW w:type="dxa" w:w="2880"/>
           </w:tcPr>
           <w:p>
             <w:r>
-              <w:t>对策</w:t>
+              <w:t>应对策略</w:t>
             </w:r>
           </w:p>
         </w:tc>
@@ -244,7 +246,7 @@
       <w:tr>
         <w:tc>
           <w:tcPr>
-            <w:tcW w:type="dxa" w:w="4320"/>
+            <w:tcW w:type="dxa" w:w="2880"/>
           </w:tcPr>
           <w:p>
             <w:r>
@@ -254,7 +256,17 @@
         </w:tc>
         <w:tc>
           <w:tcPr>
-            <w:tcW w:type="dxa" w:w="4320"/>
+            <w:tcW w:type="dxa" w:w="2880"/>
+          </w:tcPr>
+          <w:p>
+            <w:r>
+              <w:t>无文本层</w:t>
+            </w:r>
+          </w:p>
+        </w:tc>
+        <w:tc>
+          <w:tcPr>
+            <w:tcW w:type="dxa" w:w="2880"/>
           </w:tcPr>
           <w:p>
             <w:r>
@@ -266,7 +278,7 @@
       <w:tr>
         <w:tc>
           <w:tcPr>
-            <w:tcW w:type="dxa" w:w="4320"/>
+            <w:tcW w:type="dxa" w:w="2880"/>
           </w:tcPr>
           <w:p>
             <w:r>
@@ -276,13 +288,109 @@
         </w:tc>
         <w:tc>
           <w:tcPr>
-            <w:tcW w:type="dxa" w:w="4320"/>
+            <w:tcW w:type="dxa" w:w="2880"/>
+          </w:tcPr>
+          <w:p>
+            <w:r>
+              <w:t>渲染溢出</w:t>
+            </w:r>
+          </w:p>
+        </w:tc>
+        <w:tc>
+          <w:tcPr>
+            <w:tcW w:type="dxa" w:w="2880"/>
           </w:tcPr>
           <w:p>
             <w:r>
               <w:t>截断并标注</w:t>
             </w:r>
           </w:p>
+        </w:tc>
+      </w:tr>
+    </w:tbl>
+    <w:p>
+      <w:pPr>
+        <w:pStyle w:val="Heading1"/>
+      </w:pPr>
+      <w:r>
+        <w:t>五、嵌套结构示例</w:t>
+      </w:r>
+    </w:p>
+    <w:tbl>
+      <w:tblPr>
+        <w:tblStyle w:val="TableGrid"/>
+        <w:tblW w:type="auto" w:w="0"/>
+        <w:tblLook w:firstColumn="1" w:firstRow="1" w:lastColumn="0" w:lastRow="0" w:noHBand="0" w:noVBand="1" w:val="04A0"/>
+      </w:tblPr>
+      <w:tblGrid>
+        <w:gridCol w:w="8640"/>
+      </w:tblGrid>
+      <w:tr>
+        <w:tc>
+          <w:tcPr>
+            <w:tcW w:type="dxa" w:w="8640"/>
+          </w:tcPr>
+          <w:p>
+            <w:r>
+              <w:t>以下为部门联系人嵌套表格：</w:t>
+            </w:r>
+          </w:p>
+          <w:tbl>
+            <w:tblPr>
+              <w:tblStyle w:val="TableGrid"/>
+              <w:tblW w:type="auto" w:w="0"/>
+              <w:tblLook w:firstColumn="1" w:firstRow="1" w:lastColumn="0" w:lastRow="0" w:noHBand="0" w:noVBand="1" w:val="04A0"/>
+            </w:tblPr>
+            <w:tblGrid>
+              <w:gridCol w:w="4320"/>
+              <w:gridCol w:w="4320"/>
+            </w:tblGrid>
+            <w:tr>
+              <w:tc>
+                <w:tcPr>
+                  <w:tcW w:type="dxa" w:w="4320"/>
+                </w:tcPr>
+                <w:p>
+                  <w:r>
+                    <w:t>姓名</w:t>
+                  </w:r>
+                </w:p>
+              </w:tc>
+              <w:tc>
+                <w:tcPr>
+                  <w:tcW w:type="dxa" w:w="4320"/>
+                </w:tcPr>
+                <w:p>
+                  <w:r>
+                    <w:t>电话</w:t>
+                  </w:r>
+                </w:p>
+              </w:tc>
+            </w:tr>
+            <w:tr>
+              <w:tc>
+                <w:tcPr>
+                  <w:tcW w:type="dxa" w:w="4320"/>
+                </w:tcPr>
+                <w:p>
+                  <w:r>
+                    <w:t>张伟</w:t>
+                  </w:r>
+                </w:p>
+              </w:tc>
+              <w:tc>
+                <w:tcPr>
+                  <w:tcW w:type="dxa" w:w="4320"/>
+                </w:tcPr>
+                <w:p>
+                  <w:r>
+                    <w:t>13800000000</w:t>
+                  </w:r>
+                </w:p>
+              </w:tc>
+            </w:tr>
+          </w:tbl>
+          <w:p/>
         </w:tc>
       </w:tr>
     </w:tbl>
